--- a/perfiles/techretail/documentos/operacional/procedimiento_conciliacion.docx
+++ b/perfiles/techretail/documentos/operacional/procedimiento_conciliacion.docx
@@ -7,12 +7,12 @@
         <w:pStyle w:val="Heading1"/>
       </w:pPr>
       <w:r>
-        <w:t>Procedimiento de Conciliación Financiera — TechRetail</w:t>
+        <w:t>Procedimiento de conciliación de cobros - TechRetail</w:t>
       </w:r>
     </w:p>
     <w:p>
       <w:r>
-        <w:t>Describe cómo el Motor de Conciliación Automatizado cruza los cobros de las pasarelas contra las órdenes de venta.</w:t>
+        <w:t>Uso interno. Describe cómo se controla todos los días que lo que liquidan Mercado Pago y Mercado Libre coincida con las ventas registradas.</w:t>
       </w:r>
     </w:p>
     <w:p>
@@ -25,22 +25,22 @@
     </w:p>
     <w:p>
       <w:r>
-        <w:t>1. La pasarela envía un webhook por cada cobro acreditado.</w:t>
+        <w:t>1. Cada mañana, Administración descarga las liquidaciones del día anterior de Mercado Pago y de Mercado Libre.</w:t>
       </w:r>
     </w:p>
     <w:p>
       <w:r>
-        <w:t>2. El motor cruza el monto neto depositado contra la orden, aplicando la matriz de comisiones configurada por pasarela y medio de pago.</w:t>
+        <w:t>2. Se cruzan contra las ventas del sistema de gestión, descontando las comisiones de la tabla de comisiones vigente.</w:t>
       </w:r>
     </w:p>
     <w:p>
       <w:r>
-        <w:t>3. Toda orden con una diferencia superior al 0,1% se aísla en el panel de discrepancias para su resolución inmediata.</w:t>
+        <w:t>3. Toda venta con una diferencia mayor al 0,5 % entre lo esperado y lo liquidado se marca como discrepancia y se revisa en el día.</w:t>
       </w:r>
     </w:p>
     <w:p>
       <w:r>
-        <w:t>El objetivo es eliminar la discrepancia estructural del 2% que existía con la conciliación manual quincenal en Excel.</w:t>
+        <w:t>4. Las devoluciones y los contracargos se registran aparte y se informan al encargado de postventa.</w:t>
       </w:r>
     </w:p>
     <w:sectPr>
